--- a/policies/build/chapters_v2/COP/document/COP17/SOP_Pain_Assessment_Management.docx
+++ b/policies/build/chapters_v2/COP/document/COP17/SOP_Pain_Assessment_Management.docx
@@ -347,7 +347,7 @@
         <w:rPr>
           <w:i/>
         </w:rPr>
-        <w:t>Skipping or rushing this step is exactly the kind of gap an assessor — or a real patient safety incident — would eventually surface.</w:t>
+        <w:t>Pain that's never screened for at admission often goes unmanaged simply because no one asked — not because it wasn't there.</w:t>
       </w:r>
     </w:p>
     <w:p>
@@ -367,7 +367,22 @@
     </w:p>
     <w:p>
       <w:r>
-        <w:t>4. The WHO analgesic ladder has three steps: Step 1 (mild pain) — non-opioid (e.g. paracetamol or an NSAID) ± an adjuvant; Step 2 (moderate pain) — a weak opioid (e.g. tramadol or codeine) plus a non-opioid ± an adjuvant; Step 3 (severe pain) — a strong opioid (e.g. morphine) plus a non-opioid ± an adjuvant.</w:t>
+        <w:t>4. The WHO analgesic ladder has three steps:</w:t>
+      </w:r>
+    </w:p>
+    <w:p>
+      <w:r>
+        <w:t xml:space="preserve">    a. Step 1 (mild pain) — a non-opioid (e.g. paracetamol or an NSAID) ± an adjuvant.</w:t>
+      </w:r>
+    </w:p>
+    <w:p>
+      <w:r>
+        <w:t xml:space="preserve">    b. Step 2 (moderate pain) — a weak opioid (e.g. tramadol or codeine) plus a non-opioid ± an adjuvant.</w:t>
+      </w:r>
+    </w:p>
+    <w:p>
+      <w:r>
+        <w:t xml:space="preserve">    c. Step 3 (severe pain) — a strong opioid (e.g. morphine) plus a non-opioid ± an adjuvant.</w:t>
       </w:r>
     </w:p>
     <w:p>
@@ -446,7 +461,7 @@
             <w:color w:val="0563C1"/>
             <w:u w:val="single"/>
           </w:rPr>
-          <w:t>NABH — Hospitals Accreditation Programme (HCO), 6th Edition standards</w:t>
+          <w:t>National Accreditation Board for Hospitals and Healthcare Providers. (2025). NABH accreditation standards for hospitals (6th ed.). ISBN 978-81-965264-9-8.</w:t>
         </w:r>
       </w:hyperlink>
     </w:p>
